--- a/project01/deliverables/三国斗阵-军令效果设计清单-V1.docx
+++ b/project01/deliverables/三国斗阵-军令效果设计清单-V1.docx
@@ -7041,6 +7041,2501 @@
         </w:tc>
       </w:tr>
     </w:tbl>
+    <w:p>
+      <w:r>
+        <w:br w:type="page"/>
+      </w:r>
+    </w:p>
+    <w:p>
+      <w:pPr>
+        <w:pStyle w:val="Heading1"/>
+      </w:pPr>
+      <w:r>
+        <w:rPr>
+          <w:rFonts w:ascii="Microsoft YaHei" w:hAnsi="Microsoft YaHei" w:eastAsia="Microsoft YaHei"/>
+          <w:b/>
+          <w:sz w:val="32"/>
+        </w:rPr>
+        <w:t>10. 游戏内简短描述建议</w:t>
+      </w:r>
+    </w:p>
+    <w:p>
+      <w:pPr>
+        <w:spacing w:before="0" w:after="0" w:line="276" w:lineRule="auto"/>
+      </w:pPr>
+      <w:r>
+        <w:rPr>
+          <w:rFonts w:ascii="Microsoft YaHei" w:hAnsi="Microsoft YaHei" w:eastAsia="Microsoft YaHei"/>
+          <w:b w:val="0"/>
+          <w:sz w:val="18"/>
+        </w:rPr>
+        <w:t>本节为游戏内展示文案建议：保留玩家决策需要的关键数值，省略预警、返还、目标失效、结算边界等实现细节。</w:t>
+      </w:r>
+    </w:p>
+    <w:p>
+      <w:pPr>
+        <w:pStyle w:val="Heading2"/>
+      </w:pPr>
+      <w:r>
+        <w:rPr>
+          <w:rFonts w:ascii="Microsoft YaHei" w:hAnsi="Microsoft YaHei" w:eastAsia="Microsoft YaHei"/>
+          <w:b/>
+          <w:sz w:val="24"/>
+        </w:rPr>
+        <w:t>破军 I</w:t>
+      </w:r>
+    </w:p>
+    <w:tbl>
+      <w:tblPr>
+        <w:tblStyle w:val="TableGrid"/>
+        <w:tblW w:type="auto" w:w="0"/>
+        <w:jc w:val="center"/>
+        <w:tblLayout w:type="fixed"/>
+        <w:tblLook w:firstColumn="1" w:firstRow="1" w:lastColumn="0" w:lastRow="0" w:noHBand="0" w:noVBand="1" w:val="04A0"/>
+      </w:tblPr>
+      <w:tblGrid>
+        <w:gridCol w:w="4680"/>
+        <w:gridCol w:w="4680"/>
+      </w:tblGrid>
+      <w:tr>
+        <w:tc>
+          <w:tcPr>
+            <w:tcW w:type="dxa" w:w="2232"/>
+            <w:shd w:fill="D9EAF7"/>
+            <w:vAlign w:val="center"/>
+          </w:tcPr>
+          <w:p>
+            <w:pPr>
+              <w:spacing w:before="0" w:after="0" w:line="276" w:lineRule="auto"/>
+              <w:jc w:val="center"/>
+            </w:pPr>
+            <w:r>
+              <w:rPr>
+                <w:rFonts w:ascii="Microsoft YaHei" w:hAnsi="Microsoft YaHei" w:eastAsia="Microsoft YaHei"/>
+                <w:b/>
+                <w:sz w:val="18"/>
+              </w:rPr>
+              <w:t>军令</w:t>
+            </w:r>
+          </w:p>
+        </w:tc>
+        <w:tc>
+          <w:tcPr>
+            <w:tcW w:type="dxa" w:w="7056"/>
+            <w:shd w:fill="D9EAF7"/>
+            <w:vAlign w:val="center"/>
+          </w:tcPr>
+          <w:p>
+            <w:pPr>
+              <w:spacing w:before="0" w:after="0" w:line="276" w:lineRule="auto"/>
+              <w:jc w:val="center"/>
+            </w:pPr>
+            <w:r>
+              <w:rPr>
+                <w:rFonts w:ascii="Microsoft YaHei" w:hAnsi="Microsoft YaHei" w:eastAsia="Microsoft YaHei"/>
+                <w:b/>
+                <w:sz w:val="18"/>
+              </w:rPr>
+              <w:t>游戏内简短描述</w:t>
+            </w:r>
+          </w:p>
+        </w:tc>
+      </w:tr>
+      <w:tr>
+        <w:tc>
+          <w:tcPr>
+            <w:tcW w:type="dxa" w:w="2232"/>
+            <w:vAlign w:val="center"/>
+          </w:tcPr>
+          <w:p>
+            <w:pPr>
+              <w:spacing w:before="0" w:after="0" w:line="276" w:lineRule="auto"/>
+              <w:jc w:val="center"/>
+            </w:pPr>
+            <w:r>
+              <w:rPr>
+                <w:rFonts w:ascii="Microsoft YaHei" w:hAnsi="Microsoft YaHei" w:eastAsia="Microsoft YaHei"/>
+                <w:b/>
+                <w:sz w:val="18"/>
+              </w:rPr>
+              <w:t>锋矢军略</w:t>
+            </w:r>
+          </w:p>
+        </w:tc>
+        <w:tc>
+          <w:tcPr>
+            <w:tcW w:type="dxa" w:w="7056"/>
+            <w:vAlign w:val="center"/>
+          </w:tcPr>
+          <w:p>
+            <w:pPr>
+              <w:spacing w:before="0" w:after="0" w:line="276" w:lineRule="auto"/>
+              <w:jc w:val="left"/>
+            </w:pPr>
+            <w:r>
+              <w:rPr>
+                <w:rFonts w:ascii="Microsoft YaHei" w:hAnsi="Microsoft YaHei" w:eastAsia="Microsoft YaHei"/>
+                <w:b w:val="0"/>
+                <w:sz w:val="18"/>
+              </w:rPr>
+              <w:t>队长攻击 +8%，小兵攻击 +4%。</w:t>
+            </w:r>
+          </w:p>
+        </w:tc>
+      </w:tr>
+      <w:tr>
+        <w:tc>
+          <w:tcPr>
+            <w:tcW w:type="dxa" w:w="2232"/>
+            <w:vAlign w:val="center"/>
+          </w:tcPr>
+          <w:p>
+            <w:pPr>
+              <w:spacing w:before="0" w:after="0" w:line="276" w:lineRule="auto"/>
+              <w:jc w:val="center"/>
+            </w:pPr>
+            <w:r>
+              <w:rPr>
+                <w:rFonts w:ascii="Microsoft YaHei" w:hAnsi="Microsoft YaHei" w:eastAsia="Microsoft YaHei"/>
+                <w:b/>
+                <w:sz w:val="18"/>
+              </w:rPr>
+              <w:t>战鼓军略</w:t>
+            </w:r>
+          </w:p>
+        </w:tc>
+        <w:tc>
+          <w:tcPr>
+            <w:tcW w:type="dxa" w:w="7056"/>
+            <w:vAlign w:val="center"/>
+          </w:tcPr>
+          <w:p>
+            <w:pPr>
+              <w:spacing w:before="0" w:after="0" w:line="276" w:lineRule="auto"/>
+              <w:jc w:val="left"/>
+            </w:pPr>
+            <w:r>
+              <w:rPr>
+                <w:rFonts w:ascii="Microsoft YaHei" w:hAnsi="Microsoft YaHei" w:eastAsia="Microsoft YaHei"/>
+                <w:b w:val="0"/>
+                <w:sz w:val="18"/>
+              </w:rPr>
+              <w:t>击败队长/精英时，全军攻速 +4%，最多 3 层。</w:t>
+            </w:r>
+          </w:p>
+        </w:tc>
+      </w:tr>
+      <w:tr>
+        <w:tc>
+          <w:tcPr>
+            <w:tcW w:type="dxa" w:w="2232"/>
+            <w:vAlign w:val="center"/>
+          </w:tcPr>
+          <w:p>
+            <w:pPr>
+              <w:spacing w:before="0" w:after="0" w:line="276" w:lineRule="auto"/>
+              <w:jc w:val="center"/>
+            </w:pPr>
+            <w:r>
+              <w:rPr>
+                <w:rFonts w:ascii="Microsoft YaHei" w:hAnsi="Microsoft YaHei" w:eastAsia="Microsoft YaHei"/>
+                <w:b/>
+                <w:sz w:val="18"/>
+              </w:rPr>
+              <w:t>斩将令</w:t>
+            </w:r>
+          </w:p>
+        </w:tc>
+        <w:tc>
+          <w:tcPr>
+            <w:tcW w:type="dxa" w:w="7056"/>
+            <w:vAlign w:val="center"/>
+          </w:tcPr>
+          <w:p>
+            <w:pPr>
+              <w:spacing w:before="0" w:after="0" w:line="276" w:lineRule="auto"/>
+              <w:jc w:val="left"/>
+            </w:pPr>
+            <w:r>
+              <w:rPr>
+                <w:rFonts w:ascii="Microsoft YaHei" w:hAnsi="Microsoft YaHei" w:eastAsia="Microsoft YaHei"/>
+                <w:b w:val="0"/>
+                <w:sz w:val="18"/>
+              </w:rPr>
+              <w:t>对 1 名队长/精英造成 3 次真实伤害，共 6% 最大生命。</w:t>
+            </w:r>
+          </w:p>
+        </w:tc>
+      </w:tr>
+      <w:tr>
+        <w:tc>
+          <w:tcPr>
+            <w:tcW w:type="dxa" w:w="2232"/>
+            <w:vAlign w:val="center"/>
+          </w:tcPr>
+          <w:p>
+            <w:pPr>
+              <w:spacing w:before="0" w:after="0" w:line="276" w:lineRule="auto"/>
+              <w:jc w:val="center"/>
+            </w:pPr>
+            <w:r>
+              <w:rPr>
+                <w:rFonts w:ascii="Microsoft YaHei" w:hAnsi="Microsoft YaHei" w:eastAsia="Microsoft YaHei"/>
+                <w:b/>
+                <w:sz w:val="18"/>
+              </w:rPr>
+              <w:t>破阵令</w:t>
+            </w:r>
+          </w:p>
+        </w:tc>
+        <w:tc>
+          <w:tcPr>
+            <w:tcW w:type="dxa" w:w="7056"/>
+            <w:vAlign w:val="center"/>
+          </w:tcPr>
+          <w:p>
+            <w:pPr>
+              <w:spacing w:before="0" w:after="0" w:line="276" w:lineRule="auto"/>
+              <w:jc w:val="left"/>
+            </w:pPr>
+            <w:r>
+              <w:rPr>
+                <w:rFonts w:ascii="Microsoft YaHei" w:hAnsi="Microsoft YaHei" w:eastAsia="Microsoft YaHei"/>
+                <w:b w:val="0"/>
+                <w:sz w:val="18"/>
+              </w:rPr>
+              <w:t>打击指定一路：全体敌人受 4% 真实伤害，队长/精英额外 +2%；防御 -15%，持续 4 秒。</w:t>
+            </w:r>
+          </w:p>
+        </w:tc>
+      </w:tr>
+    </w:tbl>
+    <w:p>
+      <w:pPr>
+        <w:pStyle w:val="Heading2"/>
+      </w:pPr>
+      <w:r>
+        <w:rPr>
+          <w:rFonts w:ascii="Microsoft YaHei" w:hAnsi="Microsoft YaHei" w:eastAsia="Microsoft YaHei"/>
+          <w:b/>
+          <w:sz w:val="24"/>
+        </w:rPr>
+        <w:t>虎贲 II</w:t>
+      </w:r>
+    </w:p>
+    <w:tbl>
+      <w:tblPr>
+        <w:tblStyle w:val="TableGrid"/>
+        <w:tblW w:type="auto" w:w="0"/>
+        <w:jc w:val="center"/>
+        <w:tblLayout w:type="fixed"/>
+        <w:tblLook w:firstColumn="1" w:firstRow="1" w:lastColumn="0" w:lastRow="0" w:noHBand="0" w:noVBand="1" w:val="04A0"/>
+      </w:tblPr>
+      <w:tblGrid>
+        <w:gridCol w:w="4680"/>
+        <w:gridCol w:w="4680"/>
+      </w:tblGrid>
+      <w:tr>
+        <w:tc>
+          <w:tcPr>
+            <w:tcW w:type="dxa" w:w="2232"/>
+            <w:shd w:fill="D9EAF7"/>
+            <w:vAlign w:val="center"/>
+          </w:tcPr>
+          <w:p>
+            <w:pPr>
+              <w:spacing w:before="0" w:after="0" w:line="276" w:lineRule="auto"/>
+              <w:jc w:val="center"/>
+            </w:pPr>
+            <w:r>
+              <w:rPr>
+                <w:rFonts w:ascii="Microsoft YaHei" w:hAnsi="Microsoft YaHei" w:eastAsia="Microsoft YaHei"/>
+                <w:b/>
+                <w:sz w:val="18"/>
+              </w:rPr>
+              <w:t>军令</w:t>
+            </w:r>
+          </w:p>
+        </w:tc>
+        <w:tc>
+          <w:tcPr>
+            <w:tcW w:type="dxa" w:w="7056"/>
+            <w:shd w:fill="D9EAF7"/>
+            <w:vAlign w:val="center"/>
+          </w:tcPr>
+          <w:p>
+            <w:pPr>
+              <w:spacing w:before="0" w:after="0" w:line="276" w:lineRule="auto"/>
+              <w:jc w:val="center"/>
+            </w:pPr>
+            <w:r>
+              <w:rPr>
+                <w:rFonts w:ascii="Microsoft YaHei" w:hAnsi="Microsoft YaHei" w:eastAsia="Microsoft YaHei"/>
+                <w:b/>
+                <w:sz w:val="18"/>
+              </w:rPr>
+              <w:t>游戏内简短描述</w:t>
+            </w:r>
+          </w:p>
+        </w:tc>
+      </w:tr>
+      <w:tr>
+        <w:tc>
+          <w:tcPr>
+            <w:tcW w:type="dxa" w:w="2232"/>
+            <w:vAlign w:val="center"/>
+          </w:tcPr>
+          <w:p>
+            <w:pPr>
+              <w:spacing w:before="0" w:after="0" w:line="276" w:lineRule="auto"/>
+              <w:jc w:val="center"/>
+            </w:pPr>
+            <w:r>
+              <w:rPr>
+                <w:rFonts w:ascii="Microsoft YaHei" w:hAnsi="Microsoft YaHei" w:eastAsia="Microsoft YaHei"/>
+                <w:b/>
+                <w:sz w:val="18"/>
+              </w:rPr>
+              <w:t>铁甲军略</w:t>
+            </w:r>
+          </w:p>
+        </w:tc>
+        <w:tc>
+          <w:tcPr>
+            <w:tcW w:type="dxa" w:w="7056"/>
+            <w:vAlign w:val="center"/>
+          </w:tcPr>
+          <w:p>
+            <w:pPr>
+              <w:spacing w:before="0" w:after="0" w:line="276" w:lineRule="auto"/>
+              <w:jc w:val="left"/>
+            </w:pPr>
+            <w:r>
+              <w:rPr>
+                <w:rFonts w:ascii="Microsoft YaHei" w:hAnsi="Microsoft YaHei" w:eastAsia="Microsoft YaHei"/>
+                <w:b w:val="0"/>
+                <w:sz w:val="18"/>
+              </w:rPr>
+              <w:t>前排队长及小兵防御 +12%。</w:t>
+            </w:r>
+          </w:p>
+        </w:tc>
+      </w:tr>
+      <w:tr>
+        <w:tc>
+          <w:tcPr>
+            <w:tcW w:type="dxa" w:w="2232"/>
+            <w:vAlign w:val="center"/>
+          </w:tcPr>
+          <w:p>
+            <w:pPr>
+              <w:spacing w:before="0" w:after="0" w:line="276" w:lineRule="auto"/>
+              <w:jc w:val="center"/>
+            </w:pPr>
+            <w:r>
+              <w:rPr>
+                <w:rFonts w:ascii="Microsoft YaHei" w:hAnsi="Microsoft YaHei" w:eastAsia="Microsoft YaHei"/>
+                <w:b/>
+                <w:sz w:val="18"/>
+              </w:rPr>
+              <w:t>盾列军略</w:t>
+            </w:r>
+          </w:p>
+        </w:tc>
+        <w:tc>
+          <w:tcPr>
+            <w:tcW w:type="dxa" w:w="7056"/>
+            <w:vAlign w:val="center"/>
+          </w:tcPr>
+          <w:p>
+            <w:pPr>
+              <w:spacing w:before="0" w:after="0" w:line="276" w:lineRule="auto"/>
+              <w:jc w:val="left"/>
+            </w:pPr>
+            <w:r>
+              <w:rPr>
+                <w:rFonts w:ascii="Microsoft YaHei" w:hAnsi="Microsoft YaHei" w:eastAsia="Microsoft YaHei"/>
+                <w:b w:val="0"/>
+                <w:sz w:val="18"/>
+              </w:rPr>
+              <w:t>前排队长及小兵最大生命 +10%。</w:t>
+            </w:r>
+          </w:p>
+        </w:tc>
+      </w:tr>
+      <w:tr>
+        <w:tc>
+          <w:tcPr>
+            <w:tcW w:type="dxa" w:w="2232"/>
+            <w:vAlign w:val="center"/>
+          </w:tcPr>
+          <w:p>
+            <w:pPr>
+              <w:spacing w:before="0" w:after="0" w:line="276" w:lineRule="auto"/>
+              <w:jc w:val="center"/>
+            </w:pPr>
+            <w:r>
+              <w:rPr>
+                <w:rFonts w:ascii="Microsoft YaHei" w:hAnsi="Microsoft YaHei" w:eastAsia="Microsoft YaHei"/>
+                <w:b/>
+                <w:sz w:val="18"/>
+              </w:rPr>
+              <w:t>死守军略</w:t>
+            </w:r>
+          </w:p>
+        </w:tc>
+        <w:tc>
+          <w:tcPr>
+            <w:tcW w:type="dxa" w:w="7056"/>
+            <w:vAlign w:val="center"/>
+          </w:tcPr>
+          <w:p>
+            <w:pPr>
+              <w:spacing w:before="0" w:after="0" w:line="276" w:lineRule="auto"/>
+              <w:jc w:val="left"/>
+            </w:pPr>
+            <w:r>
+              <w:rPr>
+                <w:rFonts w:ascii="Microsoft YaHei" w:hAnsi="Microsoft YaHei" w:eastAsia="Microsoft YaHei"/>
+                <w:b w:val="0"/>
+                <w:sz w:val="18"/>
+              </w:rPr>
+              <w:t>前排队长首次降至 40% 生命时，本队受伤 -20%，持续 6 秒。</w:t>
+            </w:r>
+          </w:p>
+        </w:tc>
+      </w:tr>
+      <w:tr>
+        <w:tc>
+          <w:tcPr>
+            <w:tcW w:type="dxa" w:w="2232"/>
+            <w:vAlign w:val="center"/>
+          </w:tcPr>
+          <w:p>
+            <w:pPr>
+              <w:spacing w:before="0" w:after="0" w:line="276" w:lineRule="auto"/>
+              <w:jc w:val="center"/>
+            </w:pPr>
+            <w:r>
+              <w:rPr>
+                <w:rFonts w:ascii="Microsoft YaHei" w:hAnsi="Microsoft YaHei" w:eastAsia="Microsoft YaHei"/>
+                <w:b/>
+                <w:sz w:val="18"/>
+              </w:rPr>
+              <w:t>固阵军略</w:t>
+            </w:r>
+          </w:p>
+        </w:tc>
+        <w:tc>
+          <w:tcPr>
+            <w:tcW w:type="dxa" w:w="7056"/>
+            <w:vAlign w:val="center"/>
+          </w:tcPr>
+          <w:p>
+            <w:pPr>
+              <w:spacing w:before="0" w:after="0" w:line="276" w:lineRule="auto"/>
+              <w:jc w:val="left"/>
+            </w:pPr>
+            <w:r>
+              <w:rPr>
+                <w:rFonts w:ascii="Microsoft YaHei" w:hAnsi="Microsoft YaHei" w:eastAsia="Microsoft YaHei"/>
+                <w:b w:val="0"/>
+                <w:sz w:val="18"/>
+              </w:rPr>
+              <w:t>只要前排队长存活，中后排友军受伤 -5%。</w:t>
+            </w:r>
+          </w:p>
+        </w:tc>
+      </w:tr>
+    </w:tbl>
+    <w:p>
+      <w:pPr>
+        <w:pStyle w:val="Heading2"/>
+      </w:pPr>
+      <w:r>
+        <w:rPr>
+          <w:rFonts w:ascii="Microsoft YaHei" w:hAnsi="Microsoft YaHei" w:eastAsia="Microsoft YaHei"/>
+          <w:b/>
+          <w:sz w:val="24"/>
+        </w:rPr>
+        <w:t>飞骑 II</w:t>
+      </w:r>
+    </w:p>
+    <w:tbl>
+      <w:tblPr>
+        <w:tblStyle w:val="TableGrid"/>
+        <w:tblW w:type="auto" w:w="0"/>
+        <w:jc w:val="center"/>
+        <w:tblLayout w:type="fixed"/>
+        <w:tblLook w:firstColumn="1" w:firstRow="1" w:lastColumn="0" w:lastRow="0" w:noHBand="0" w:noVBand="1" w:val="04A0"/>
+      </w:tblPr>
+      <w:tblGrid>
+        <w:gridCol w:w="4680"/>
+        <w:gridCol w:w="4680"/>
+      </w:tblGrid>
+      <w:tr>
+        <w:tc>
+          <w:tcPr>
+            <w:tcW w:type="dxa" w:w="2232"/>
+            <w:shd w:fill="D9EAF7"/>
+            <w:vAlign w:val="center"/>
+          </w:tcPr>
+          <w:p>
+            <w:pPr>
+              <w:spacing w:before="0" w:after="0" w:line="276" w:lineRule="auto"/>
+              <w:jc w:val="center"/>
+            </w:pPr>
+            <w:r>
+              <w:rPr>
+                <w:rFonts w:ascii="Microsoft YaHei" w:hAnsi="Microsoft YaHei" w:eastAsia="Microsoft YaHei"/>
+                <w:b/>
+                <w:sz w:val="18"/>
+              </w:rPr>
+              <w:t>军令</w:t>
+            </w:r>
+          </w:p>
+        </w:tc>
+        <w:tc>
+          <w:tcPr>
+            <w:tcW w:type="dxa" w:w="7056"/>
+            <w:shd w:fill="D9EAF7"/>
+            <w:vAlign w:val="center"/>
+          </w:tcPr>
+          <w:p>
+            <w:pPr>
+              <w:spacing w:before="0" w:after="0" w:line="276" w:lineRule="auto"/>
+              <w:jc w:val="center"/>
+            </w:pPr>
+            <w:r>
+              <w:rPr>
+                <w:rFonts w:ascii="Microsoft YaHei" w:hAnsi="Microsoft YaHei" w:eastAsia="Microsoft YaHei"/>
+                <w:b/>
+                <w:sz w:val="18"/>
+              </w:rPr>
+              <w:t>游戏内简短描述</w:t>
+            </w:r>
+          </w:p>
+        </w:tc>
+      </w:tr>
+      <w:tr>
+        <w:tc>
+          <w:tcPr>
+            <w:tcW w:type="dxa" w:w="2232"/>
+            <w:vAlign w:val="center"/>
+          </w:tcPr>
+          <w:p>
+            <w:pPr>
+              <w:spacing w:before="0" w:after="0" w:line="276" w:lineRule="auto"/>
+              <w:jc w:val="center"/>
+            </w:pPr>
+            <w:r>
+              <w:rPr>
+                <w:rFonts w:ascii="Microsoft YaHei" w:hAnsi="Microsoft YaHei" w:eastAsia="Microsoft YaHei"/>
+                <w:b/>
+                <w:sz w:val="18"/>
+              </w:rPr>
+              <w:t>良马军略</w:t>
+            </w:r>
+          </w:p>
+        </w:tc>
+        <w:tc>
+          <w:tcPr>
+            <w:tcW w:type="dxa" w:w="7056"/>
+            <w:vAlign w:val="center"/>
+          </w:tcPr>
+          <w:p>
+            <w:pPr>
+              <w:spacing w:before="0" w:after="0" w:line="276" w:lineRule="auto"/>
+              <w:jc w:val="left"/>
+            </w:pPr>
+            <w:r>
+              <w:rPr>
+                <w:rFonts w:ascii="Microsoft YaHei" w:hAnsi="Microsoft YaHei" w:eastAsia="Microsoft YaHei"/>
+                <w:b w:val="0"/>
+                <w:sz w:val="18"/>
+              </w:rPr>
+              <w:t>侧翼队长及小兵移速 +12%，闪避 +8%。</w:t>
+            </w:r>
+          </w:p>
+        </w:tc>
+      </w:tr>
+      <w:tr>
+        <w:tc>
+          <w:tcPr>
+            <w:tcW w:type="dxa" w:w="2232"/>
+            <w:vAlign w:val="center"/>
+          </w:tcPr>
+          <w:p>
+            <w:pPr>
+              <w:spacing w:before="0" w:after="0" w:line="276" w:lineRule="auto"/>
+              <w:jc w:val="center"/>
+            </w:pPr>
+            <w:r>
+              <w:rPr>
+                <w:rFonts w:ascii="Microsoft YaHei" w:hAnsi="Microsoft YaHei" w:eastAsia="Microsoft YaHei"/>
+                <w:b/>
+                <w:sz w:val="18"/>
+              </w:rPr>
+              <w:t>侧击军略</w:t>
+            </w:r>
+          </w:p>
+        </w:tc>
+        <w:tc>
+          <w:tcPr>
+            <w:tcW w:type="dxa" w:w="7056"/>
+            <w:vAlign w:val="center"/>
+          </w:tcPr>
+          <w:p>
+            <w:pPr>
+              <w:spacing w:before="0" w:after="0" w:line="276" w:lineRule="auto"/>
+              <w:jc w:val="left"/>
+            </w:pPr>
+            <w:r>
+              <w:rPr>
+                <w:rFonts w:ascii="Microsoft YaHei" w:hAnsi="Microsoft YaHei" w:eastAsia="Microsoft YaHei"/>
+                <w:b w:val="0"/>
+                <w:sz w:val="18"/>
+              </w:rPr>
+              <w:t>侧翼队伍攻击敌方中后排时，伤害 +10%。</w:t>
+            </w:r>
+          </w:p>
+        </w:tc>
+      </w:tr>
+      <w:tr>
+        <w:tc>
+          <w:tcPr>
+            <w:tcW w:type="dxa" w:w="2232"/>
+            <w:vAlign w:val="center"/>
+          </w:tcPr>
+          <w:p>
+            <w:pPr>
+              <w:spacing w:before="0" w:after="0" w:line="276" w:lineRule="auto"/>
+              <w:jc w:val="center"/>
+            </w:pPr>
+            <w:r>
+              <w:rPr>
+                <w:rFonts w:ascii="Microsoft YaHei" w:hAnsi="Microsoft YaHei" w:eastAsia="Microsoft YaHei"/>
+                <w:b/>
+                <w:sz w:val="18"/>
+              </w:rPr>
+              <w:t>奇袭令</w:t>
+            </w:r>
+          </w:p>
+        </w:tc>
+        <w:tc>
+          <w:tcPr>
+            <w:tcW w:type="dxa" w:w="7056"/>
+            <w:vAlign w:val="center"/>
+          </w:tcPr>
+          <w:p>
+            <w:pPr>
+              <w:spacing w:before="0" w:after="0" w:line="276" w:lineRule="auto"/>
+              <w:jc w:val="left"/>
+            </w:pPr>
+            <w:r>
+              <w:rPr>
+                <w:rFonts w:ascii="Microsoft YaHei" w:hAnsi="Microsoft YaHei" w:eastAsia="Microsoft YaHei"/>
+                <w:b w:val="0"/>
+                <w:sz w:val="18"/>
+              </w:rPr>
+              <w:t>打击指定一路最后排敌队，全队各受 5% 真实伤害。</w:t>
+            </w:r>
+          </w:p>
+        </w:tc>
+      </w:tr>
+      <w:tr>
+        <w:tc>
+          <w:tcPr>
+            <w:tcW w:type="dxa" w:w="2232"/>
+            <w:vAlign w:val="center"/>
+          </w:tcPr>
+          <w:p>
+            <w:pPr>
+              <w:spacing w:before="0" w:after="0" w:line="276" w:lineRule="auto"/>
+              <w:jc w:val="center"/>
+            </w:pPr>
+            <w:r>
+              <w:rPr>
+                <w:rFonts w:ascii="Microsoft YaHei" w:hAnsi="Microsoft YaHei" w:eastAsia="Microsoft YaHei"/>
+                <w:b/>
+                <w:sz w:val="18"/>
+              </w:rPr>
+              <w:t>奔袭令</w:t>
+            </w:r>
+          </w:p>
+        </w:tc>
+        <w:tc>
+          <w:tcPr>
+            <w:tcW w:type="dxa" w:w="7056"/>
+            <w:vAlign w:val="center"/>
+          </w:tcPr>
+          <w:p>
+            <w:pPr>
+              <w:spacing w:before="0" w:after="0" w:line="276" w:lineRule="auto"/>
+              <w:jc w:val="left"/>
+            </w:pPr>
+            <w:r>
+              <w:rPr>
+                <w:rFonts w:ascii="Microsoft YaHei" w:hAnsi="Microsoft YaHei" w:eastAsia="Microsoft YaHei"/>
+                <w:b w:val="0"/>
+                <w:sz w:val="18"/>
+              </w:rPr>
+              <w:t>打击指定一路最后排敌队：各受 8% 真实伤害，攻速 -35%，移速 -30%，持续 5 秒。</w:t>
+            </w:r>
+          </w:p>
+        </w:tc>
+      </w:tr>
+    </w:tbl>
+    <w:p>
+      <w:pPr>
+        <w:pStyle w:val="Heading2"/>
+      </w:pPr>
+      <w:r>
+        <w:rPr>
+          <w:rFonts w:ascii="Microsoft YaHei" w:hAnsi="Microsoft YaHei" w:eastAsia="Microsoft YaHei"/>
+          <w:b/>
+          <w:sz w:val="24"/>
+        </w:rPr>
+        <w:t>火计 I</w:t>
+      </w:r>
+    </w:p>
+    <w:tbl>
+      <w:tblPr>
+        <w:tblStyle w:val="TableGrid"/>
+        <w:tblW w:type="auto" w:w="0"/>
+        <w:jc w:val="center"/>
+        <w:tblLayout w:type="fixed"/>
+        <w:tblLook w:firstColumn="1" w:firstRow="1" w:lastColumn="0" w:lastRow="0" w:noHBand="0" w:noVBand="1" w:val="04A0"/>
+      </w:tblPr>
+      <w:tblGrid>
+        <w:gridCol w:w="4680"/>
+        <w:gridCol w:w="4680"/>
+      </w:tblGrid>
+      <w:tr>
+        <w:tc>
+          <w:tcPr>
+            <w:tcW w:type="dxa" w:w="2232"/>
+            <w:shd w:fill="D9EAF7"/>
+            <w:vAlign w:val="center"/>
+          </w:tcPr>
+          <w:p>
+            <w:pPr>
+              <w:spacing w:before="0" w:after="0" w:line="276" w:lineRule="auto"/>
+              <w:jc w:val="center"/>
+            </w:pPr>
+            <w:r>
+              <w:rPr>
+                <w:rFonts w:ascii="Microsoft YaHei" w:hAnsi="Microsoft YaHei" w:eastAsia="Microsoft YaHei"/>
+                <w:b/>
+                <w:sz w:val="18"/>
+              </w:rPr>
+              <w:t>军令</w:t>
+            </w:r>
+          </w:p>
+        </w:tc>
+        <w:tc>
+          <w:tcPr>
+            <w:tcW w:type="dxa" w:w="7056"/>
+            <w:shd w:fill="D9EAF7"/>
+            <w:vAlign w:val="center"/>
+          </w:tcPr>
+          <w:p>
+            <w:pPr>
+              <w:spacing w:before="0" w:after="0" w:line="276" w:lineRule="auto"/>
+              <w:jc w:val="center"/>
+            </w:pPr>
+            <w:r>
+              <w:rPr>
+                <w:rFonts w:ascii="Microsoft YaHei" w:hAnsi="Microsoft YaHei" w:eastAsia="Microsoft YaHei"/>
+                <w:b/>
+                <w:sz w:val="18"/>
+              </w:rPr>
+              <w:t>游戏内简短描述</w:t>
+            </w:r>
+          </w:p>
+        </w:tc>
+      </w:tr>
+      <w:tr>
+        <w:tc>
+          <w:tcPr>
+            <w:tcW w:type="dxa" w:w="2232"/>
+            <w:vAlign w:val="center"/>
+          </w:tcPr>
+          <w:p>
+            <w:pPr>
+              <w:spacing w:before="0" w:after="0" w:line="276" w:lineRule="auto"/>
+              <w:jc w:val="center"/>
+            </w:pPr>
+            <w:r>
+              <w:rPr>
+                <w:rFonts w:ascii="Microsoft YaHei" w:hAnsi="Microsoft YaHei" w:eastAsia="Microsoft YaHei"/>
+                <w:b/>
+                <w:sz w:val="18"/>
+              </w:rPr>
+              <w:t>火油军略</w:t>
+            </w:r>
+          </w:p>
+        </w:tc>
+        <w:tc>
+          <w:tcPr>
+            <w:tcW w:type="dxa" w:w="7056"/>
+            <w:vAlign w:val="center"/>
+          </w:tcPr>
+          <w:p>
+            <w:pPr>
+              <w:spacing w:before="0" w:after="0" w:line="276" w:lineRule="auto"/>
+              <w:jc w:val="left"/>
+            </w:pPr>
+            <w:r>
+              <w:rPr>
+                <w:rFonts w:ascii="Microsoft YaHei" w:hAnsi="Microsoft YaHei" w:eastAsia="Microsoft YaHei"/>
+                <w:b w:val="0"/>
+                <w:sz w:val="18"/>
+              </w:rPr>
+              <w:t>每波开始，敌方前排灼烧 4 秒，每秒 0.6% 最大生命。</w:t>
+            </w:r>
+          </w:p>
+        </w:tc>
+      </w:tr>
+      <w:tr>
+        <w:tc>
+          <w:tcPr>
+            <w:tcW w:type="dxa" w:w="2232"/>
+            <w:vAlign w:val="center"/>
+          </w:tcPr>
+          <w:p>
+            <w:pPr>
+              <w:spacing w:before="0" w:after="0" w:line="276" w:lineRule="auto"/>
+              <w:jc w:val="center"/>
+            </w:pPr>
+            <w:r>
+              <w:rPr>
+                <w:rFonts w:ascii="Microsoft YaHei" w:hAnsi="Microsoft YaHei" w:eastAsia="Microsoft YaHei"/>
+                <w:b/>
+                <w:sz w:val="18"/>
+              </w:rPr>
+              <w:t>风助军略</w:t>
+            </w:r>
+          </w:p>
+        </w:tc>
+        <w:tc>
+          <w:tcPr>
+            <w:tcW w:type="dxa" w:w="7056"/>
+            <w:vAlign w:val="center"/>
+          </w:tcPr>
+          <w:p>
+            <w:pPr>
+              <w:spacing w:before="0" w:after="0" w:line="276" w:lineRule="auto"/>
+              <w:jc w:val="left"/>
+            </w:pPr>
+            <w:r>
+              <w:rPr>
+                <w:rFonts w:ascii="Microsoft YaHei" w:hAnsi="Microsoft YaHei" w:eastAsia="Microsoft YaHei"/>
+                <w:b w:val="0"/>
+                <w:sz w:val="18"/>
+              </w:rPr>
+              <w:t>灼烧敌人死亡时，同路其余敌人受 2% 真实伤害；每路每波 1 次。</w:t>
+            </w:r>
+          </w:p>
+        </w:tc>
+      </w:tr>
+      <w:tr>
+        <w:tc>
+          <w:tcPr>
+            <w:tcW w:type="dxa" w:w="2232"/>
+            <w:vAlign w:val="center"/>
+          </w:tcPr>
+          <w:p>
+            <w:pPr>
+              <w:spacing w:before="0" w:after="0" w:line="276" w:lineRule="auto"/>
+              <w:jc w:val="center"/>
+            </w:pPr>
+            <w:r>
+              <w:rPr>
+                <w:rFonts w:ascii="Microsoft YaHei" w:hAnsi="Microsoft YaHei" w:eastAsia="Microsoft YaHei"/>
+                <w:b/>
+                <w:sz w:val="18"/>
+              </w:rPr>
+              <w:t>焚营令</w:t>
+            </w:r>
+          </w:p>
+        </w:tc>
+        <w:tc>
+          <w:tcPr>
+            <w:tcW w:type="dxa" w:w="7056"/>
+            <w:vAlign w:val="center"/>
+          </w:tcPr>
+          <w:p>
+            <w:pPr>
+              <w:spacing w:before="0" w:after="0" w:line="276" w:lineRule="auto"/>
+              <w:jc w:val="left"/>
+            </w:pPr>
+            <w:r>
+              <w:rPr>
+                <w:rFonts w:ascii="Microsoft YaHei" w:hAnsi="Microsoft YaHei" w:eastAsia="Microsoft YaHei"/>
+                <w:b w:val="0"/>
+                <w:sz w:val="18"/>
+              </w:rPr>
+              <w:t>指定一路灼烧 5 秒，每秒 1% 最大生命。</w:t>
+            </w:r>
+          </w:p>
+        </w:tc>
+      </w:tr>
+      <w:tr>
+        <w:tc>
+          <w:tcPr>
+            <w:tcW w:type="dxa" w:w="2232"/>
+            <w:vAlign w:val="center"/>
+          </w:tcPr>
+          <w:p>
+            <w:pPr>
+              <w:spacing w:before="0" w:after="0" w:line="276" w:lineRule="auto"/>
+              <w:jc w:val="center"/>
+            </w:pPr>
+            <w:r>
+              <w:rPr>
+                <w:rFonts w:ascii="Microsoft YaHei" w:hAnsi="Microsoft YaHei" w:eastAsia="Microsoft YaHei"/>
+                <w:b/>
+                <w:sz w:val="18"/>
+              </w:rPr>
+              <w:t>火攻令</w:t>
+            </w:r>
+          </w:p>
+        </w:tc>
+        <w:tc>
+          <w:tcPr>
+            <w:tcW w:type="dxa" w:w="7056"/>
+            <w:vAlign w:val="center"/>
+          </w:tcPr>
+          <w:p>
+            <w:pPr>
+              <w:spacing w:before="0" w:after="0" w:line="276" w:lineRule="auto"/>
+              <w:jc w:val="left"/>
+            </w:pPr>
+            <w:r>
+              <w:rPr>
+                <w:rFonts w:ascii="Microsoft YaHei" w:hAnsi="Microsoft YaHei" w:eastAsia="Microsoft YaHei"/>
+                <w:b w:val="0"/>
+                <w:sz w:val="18"/>
+              </w:rPr>
+              <w:t>指定一路灼烧 5 秒，每秒 1.5% 最大生命；其造成伤害 -15%。</w:t>
+            </w:r>
+          </w:p>
+        </w:tc>
+      </w:tr>
+    </w:tbl>
+    <w:p>
+      <w:pPr>
+        <w:pStyle w:val="Heading2"/>
+      </w:pPr>
+      <w:r>
+        <w:rPr>
+          <w:rFonts w:ascii="Microsoft YaHei" w:hAnsi="Microsoft YaHei" w:eastAsia="Microsoft YaHei"/>
+          <w:b/>
+          <w:sz w:val="24"/>
+        </w:rPr>
+        <w:t>连环 II</w:t>
+      </w:r>
+    </w:p>
+    <w:tbl>
+      <w:tblPr>
+        <w:tblStyle w:val="TableGrid"/>
+        <w:tblW w:type="auto" w:w="0"/>
+        <w:jc w:val="center"/>
+        <w:tblLayout w:type="fixed"/>
+        <w:tblLook w:firstColumn="1" w:firstRow="1" w:lastColumn="0" w:lastRow="0" w:noHBand="0" w:noVBand="1" w:val="04A0"/>
+      </w:tblPr>
+      <w:tblGrid>
+        <w:gridCol w:w="4680"/>
+        <w:gridCol w:w="4680"/>
+      </w:tblGrid>
+      <w:tr>
+        <w:tc>
+          <w:tcPr>
+            <w:tcW w:type="dxa" w:w="2232"/>
+            <w:shd w:fill="D9EAF7"/>
+            <w:vAlign w:val="center"/>
+          </w:tcPr>
+          <w:p>
+            <w:pPr>
+              <w:spacing w:before="0" w:after="0" w:line="276" w:lineRule="auto"/>
+              <w:jc w:val="center"/>
+            </w:pPr>
+            <w:r>
+              <w:rPr>
+                <w:rFonts w:ascii="Microsoft YaHei" w:hAnsi="Microsoft YaHei" w:eastAsia="Microsoft YaHei"/>
+                <w:b/>
+                <w:sz w:val="18"/>
+              </w:rPr>
+              <w:t>军令</w:t>
+            </w:r>
+          </w:p>
+        </w:tc>
+        <w:tc>
+          <w:tcPr>
+            <w:tcW w:type="dxa" w:w="7056"/>
+            <w:shd w:fill="D9EAF7"/>
+            <w:vAlign w:val="center"/>
+          </w:tcPr>
+          <w:p>
+            <w:pPr>
+              <w:spacing w:before="0" w:after="0" w:line="276" w:lineRule="auto"/>
+              <w:jc w:val="center"/>
+            </w:pPr>
+            <w:r>
+              <w:rPr>
+                <w:rFonts w:ascii="Microsoft YaHei" w:hAnsi="Microsoft YaHei" w:eastAsia="Microsoft YaHei"/>
+                <w:b/>
+                <w:sz w:val="18"/>
+              </w:rPr>
+              <w:t>游戏内简短描述</w:t>
+            </w:r>
+          </w:p>
+        </w:tc>
+      </w:tr>
+      <w:tr>
+        <w:tc>
+          <w:tcPr>
+            <w:tcW w:type="dxa" w:w="2232"/>
+            <w:vAlign w:val="center"/>
+          </w:tcPr>
+          <w:p>
+            <w:pPr>
+              <w:spacing w:before="0" w:after="0" w:line="276" w:lineRule="auto"/>
+              <w:jc w:val="center"/>
+            </w:pPr>
+            <w:r>
+              <w:rPr>
+                <w:rFonts w:ascii="Microsoft YaHei" w:hAnsi="Microsoft YaHei" w:eastAsia="Microsoft YaHei"/>
+                <w:b/>
+                <w:sz w:val="18"/>
+              </w:rPr>
+              <w:t>缚舟军略</w:t>
+            </w:r>
+          </w:p>
+        </w:tc>
+        <w:tc>
+          <w:tcPr>
+            <w:tcW w:type="dxa" w:w="7056"/>
+            <w:vAlign w:val="center"/>
+          </w:tcPr>
+          <w:p>
+            <w:pPr>
+              <w:spacing w:before="0" w:after="0" w:line="276" w:lineRule="auto"/>
+              <w:jc w:val="left"/>
+            </w:pPr>
+            <w:r>
+              <w:rPr>
+                <w:rFonts w:ascii="Microsoft YaHei" w:hAnsi="Microsoft YaHei" w:eastAsia="Microsoft YaHei"/>
+                <w:b w:val="0"/>
+                <w:sz w:val="18"/>
+              </w:rPr>
+              <w:t>灼烧且低于 40% 生命的队长/精英，受到伤害 +12%。</w:t>
+            </w:r>
+          </w:p>
+        </w:tc>
+      </w:tr>
+      <w:tr>
+        <w:tc>
+          <w:tcPr>
+            <w:tcW w:type="dxa" w:w="2232"/>
+            <w:vAlign w:val="center"/>
+          </w:tcPr>
+          <w:p>
+            <w:pPr>
+              <w:spacing w:before="0" w:after="0" w:line="276" w:lineRule="auto"/>
+              <w:jc w:val="center"/>
+            </w:pPr>
+            <w:r>
+              <w:rPr>
+                <w:rFonts w:ascii="Microsoft YaHei" w:hAnsi="Microsoft YaHei" w:eastAsia="Microsoft YaHei"/>
+                <w:b/>
+                <w:sz w:val="18"/>
+              </w:rPr>
+              <w:t>断索军略</w:t>
+            </w:r>
+          </w:p>
+        </w:tc>
+        <w:tc>
+          <w:tcPr>
+            <w:tcW w:type="dxa" w:w="7056"/>
+            <w:vAlign w:val="center"/>
+          </w:tcPr>
+          <w:p>
+            <w:pPr>
+              <w:spacing w:before="0" w:after="0" w:line="276" w:lineRule="auto"/>
+              <w:jc w:val="left"/>
+            </w:pPr>
+            <w:r>
+              <w:rPr>
+                <w:rFonts w:ascii="Microsoft YaHei" w:hAnsi="Microsoft YaHei" w:eastAsia="Microsoft YaHei"/>
+                <w:b w:val="0"/>
+                <w:sz w:val="18"/>
+              </w:rPr>
+              <w:t>灼烧队长/精英死亡时，同路敌人防御 -12%，持续 5 秒。</w:t>
+            </w:r>
+          </w:p>
+        </w:tc>
+      </w:tr>
+      <w:tr>
+        <w:tc>
+          <w:tcPr>
+            <w:tcW w:type="dxa" w:w="2232"/>
+            <w:vAlign w:val="center"/>
+          </w:tcPr>
+          <w:p>
+            <w:pPr>
+              <w:spacing w:before="0" w:after="0" w:line="276" w:lineRule="auto"/>
+              <w:jc w:val="center"/>
+            </w:pPr>
+            <w:r>
+              <w:rPr>
+                <w:rFonts w:ascii="Microsoft YaHei" w:hAnsi="Microsoft YaHei" w:eastAsia="Microsoft YaHei"/>
+                <w:b/>
+                <w:sz w:val="18"/>
+              </w:rPr>
+              <w:t>连环令</w:t>
+            </w:r>
+          </w:p>
+        </w:tc>
+        <w:tc>
+          <w:tcPr>
+            <w:tcW w:type="dxa" w:w="7056"/>
+            <w:vAlign w:val="center"/>
+          </w:tcPr>
+          <w:p>
+            <w:pPr>
+              <w:spacing w:before="0" w:after="0" w:line="276" w:lineRule="auto"/>
+              <w:jc w:val="left"/>
+            </w:pPr>
+            <w:r>
+              <w:rPr>
+                <w:rFonts w:ascii="Microsoft YaHei" w:hAnsi="Microsoft YaHei" w:eastAsia="Microsoft YaHei"/>
+                <w:b w:val="0"/>
+                <w:sz w:val="18"/>
+              </w:rPr>
+              <w:t>锁定一路低血队长/精英：造成 4% 真实伤害，并灼烧 5 秒；若死亡，波及相邻路。</w:t>
+            </w:r>
+          </w:p>
+        </w:tc>
+      </w:tr>
+      <w:tr>
+        <w:tc>
+          <w:tcPr>
+            <w:tcW w:type="dxa" w:w="2232"/>
+            <w:vAlign w:val="center"/>
+          </w:tcPr>
+          <w:p>
+            <w:pPr>
+              <w:spacing w:before="0" w:after="0" w:line="276" w:lineRule="auto"/>
+              <w:jc w:val="center"/>
+            </w:pPr>
+            <w:r>
+              <w:rPr>
+                <w:rFonts w:ascii="Microsoft YaHei" w:hAnsi="Microsoft YaHei" w:eastAsia="Microsoft YaHei"/>
+                <w:b/>
+                <w:sz w:val="18"/>
+              </w:rPr>
+              <w:t>焚舟令</w:t>
+            </w:r>
+          </w:p>
+        </w:tc>
+        <w:tc>
+          <w:tcPr>
+            <w:tcW w:type="dxa" w:w="7056"/>
+            <w:vAlign w:val="center"/>
+          </w:tcPr>
+          <w:p>
+            <w:pPr>
+              <w:spacing w:before="0" w:after="0" w:line="276" w:lineRule="auto"/>
+              <w:jc w:val="left"/>
+            </w:pPr>
+            <w:r>
+              <w:rPr>
+                <w:rFonts w:ascii="Microsoft YaHei" w:hAnsi="Microsoft YaHei" w:eastAsia="Microsoft YaHei"/>
+                <w:b w:val="0"/>
+                <w:sz w:val="18"/>
+              </w:rPr>
+              <w:t>锁定一路低血队长/精英：造成 6% 真实伤害，并强化灼烧；死亡时相邻路受 4% 真实伤害，防御 -12%。</w:t>
+            </w:r>
+          </w:p>
+        </w:tc>
+      </w:tr>
+    </w:tbl>
+    <w:p>
+      <w:pPr>
+        <w:pStyle w:val="Heading2"/>
+      </w:pPr>
+      <w:r>
+        <w:rPr>
+          <w:rFonts w:ascii="Microsoft YaHei" w:hAnsi="Microsoft YaHei" w:eastAsia="Microsoft YaHei"/>
+          <w:b/>
+          <w:sz w:val="24"/>
+        </w:rPr>
+        <w:t>伏兵 II</w:t>
+      </w:r>
+    </w:p>
+    <w:tbl>
+      <w:tblPr>
+        <w:tblStyle w:val="TableGrid"/>
+        <w:tblW w:type="auto" w:w="0"/>
+        <w:jc w:val="center"/>
+        <w:tblLayout w:type="fixed"/>
+        <w:tblLook w:firstColumn="1" w:firstRow="1" w:lastColumn="0" w:lastRow="0" w:noHBand="0" w:noVBand="1" w:val="04A0"/>
+      </w:tblPr>
+      <w:tblGrid>
+        <w:gridCol w:w="4680"/>
+        <w:gridCol w:w="4680"/>
+      </w:tblGrid>
+      <w:tr>
+        <w:tc>
+          <w:tcPr>
+            <w:tcW w:type="dxa" w:w="2232"/>
+            <w:shd w:fill="D9EAF7"/>
+            <w:vAlign w:val="center"/>
+          </w:tcPr>
+          <w:p>
+            <w:pPr>
+              <w:spacing w:before="0" w:after="0" w:line="276" w:lineRule="auto"/>
+              <w:jc w:val="center"/>
+            </w:pPr>
+            <w:r>
+              <w:rPr>
+                <w:rFonts w:ascii="Microsoft YaHei" w:hAnsi="Microsoft YaHei" w:eastAsia="Microsoft YaHei"/>
+                <w:b/>
+                <w:sz w:val="18"/>
+              </w:rPr>
+              <w:t>军令</w:t>
+            </w:r>
+          </w:p>
+        </w:tc>
+        <w:tc>
+          <w:tcPr>
+            <w:tcW w:type="dxa" w:w="7056"/>
+            <w:shd w:fill="D9EAF7"/>
+            <w:vAlign w:val="center"/>
+          </w:tcPr>
+          <w:p>
+            <w:pPr>
+              <w:spacing w:before="0" w:after="0" w:line="276" w:lineRule="auto"/>
+              <w:jc w:val="center"/>
+            </w:pPr>
+            <w:r>
+              <w:rPr>
+                <w:rFonts w:ascii="Microsoft YaHei" w:hAnsi="Microsoft YaHei" w:eastAsia="Microsoft YaHei"/>
+                <w:b/>
+                <w:sz w:val="18"/>
+              </w:rPr>
+              <w:t>游戏内简短描述</w:t>
+            </w:r>
+          </w:p>
+        </w:tc>
+      </w:tr>
+      <w:tr>
+        <w:tc>
+          <w:tcPr>
+            <w:tcW w:type="dxa" w:w="2232"/>
+            <w:vAlign w:val="center"/>
+          </w:tcPr>
+          <w:p>
+            <w:pPr>
+              <w:spacing w:before="0" w:after="0" w:line="276" w:lineRule="auto"/>
+              <w:jc w:val="center"/>
+            </w:pPr>
+            <w:r>
+              <w:rPr>
+                <w:rFonts w:ascii="Microsoft YaHei" w:hAnsi="Microsoft YaHei" w:eastAsia="Microsoft YaHei"/>
+                <w:b/>
+                <w:sz w:val="18"/>
+              </w:rPr>
+              <w:t>耳目军略</w:t>
+            </w:r>
+          </w:p>
+        </w:tc>
+        <w:tc>
+          <w:tcPr>
+            <w:tcW w:type="dxa" w:w="7056"/>
+            <w:vAlign w:val="center"/>
+          </w:tcPr>
+          <w:p>
+            <w:pPr>
+              <w:spacing w:before="0" w:after="0" w:line="276" w:lineRule="auto"/>
+              <w:jc w:val="left"/>
+            </w:pPr>
+            <w:r>
+              <w:rPr>
+                <w:rFonts w:ascii="Microsoft YaHei" w:hAnsi="Microsoft YaHei" w:eastAsia="Microsoft YaHei"/>
+                <w:b w:val="0"/>
+                <w:sz w:val="18"/>
+              </w:rPr>
+              <w:t>每波前 6 秒，敌方队长/精英攻速 -10%。</w:t>
+            </w:r>
+          </w:p>
+        </w:tc>
+      </w:tr>
+      <w:tr>
+        <w:tc>
+          <w:tcPr>
+            <w:tcW w:type="dxa" w:w="2232"/>
+            <w:vAlign w:val="center"/>
+          </w:tcPr>
+          <w:p>
+            <w:pPr>
+              <w:spacing w:before="0" w:after="0" w:line="276" w:lineRule="auto"/>
+              <w:jc w:val="center"/>
+            </w:pPr>
+            <w:r>
+              <w:rPr>
+                <w:rFonts w:ascii="Microsoft YaHei" w:hAnsi="Microsoft YaHei" w:eastAsia="Microsoft YaHei"/>
+                <w:b/>
+                <w:sz w:val="18"/>
+              </w:rPr>
+              <w:t>断粮军略</w:t>
+            </w:r>
+          </w:p>
+        </w:tc>
+        <w:tc>
+          <w:tcPr>
+            <w:tcW w:type="dxa" w:w="7056"/>
+            <w:vAlign w:val="center"/>
+          </w:tcPr>
+          <w:p>
+            <w:pPr>
+              <w:spacing w:before="0" w:after="0" w:line="276" w:lineRule="auto"/>
+              <w:jc w:val="left"/>
+            </w:pPr>
+            <w:r>
+              <w:rPr>
+                <w:rFonts w:ascii="Microsoft YaHei" w:hAnsi="Microsoft YaHei" w:eastAsia="Microsoft YaHei"/>
+                <w:b w:val="0"/>
+                <w:sz w:val="18"/>
+              </w:rPr>
+              <w:t>队长/精英首次降至 50% 生命时，造成伤害 -12%，持续本波。</w:t>
+            </w:r>
+          </w:p>
+        </w:tc>
+      </w:tr>
+      <w:tr>
+        <w:tc>
+          <w:tcPr>
+            <w:tcW w:type="dxa" w:w="2232"/>
+            <w:vAlign w:val="center"/>
+          </w:tcPr>
+          <w:p>
+            <w:pPr>
+              <w:spacing w:before="0" w:after="0" w:line="276" w:lineRule="auto"/>
+              <w:jc w:val="center"/>
+            </w:pPr>
+            <w:r>
+              <w:rPr>
+                <w:rFonts w:ascii="Microsoft YaHei" w:hAnsi="Microsoft YaHei" w:eastAsia="Microsoft YaHei"/>
+                <w:b/>
+                <w:sz w:val="18"/>
+              </w:rPr>
+              <w:t>伏兵令</w:t>
+            </w:r>
+          </w:p>
+        </w:tc>
+        <w:tc>
+          <w:tcPr>
+            <w:tcW w:type="dxa" w:w="7056"/>
+            <w:vAlign w:val="center"/>
+          </w:tcPr>
+          <w:p>
+            <w:pPr>
+              <w:spacing w:before="0" w:after="0" w:line="276" w:lineRule="auto"/>
+              <w:jc w:val="left"/>
+            </w:pPr>
+            <w:r>
+              <w:rPr>
+                <w:rFonts w:ascii="Microsoft YaHei" w:hAnsi="Microsoft YaHei" w:eastAsia="Microsoft YaHei"/>
+                <w:b w:val="0"/>
+                <w:sz w:val="18"/>
+              </w:rPr>
+              <w:t>伏击指定一路：全体敌人受 2% 真实伤害，攻速/移速 -30%，持续 4 秒；队长/精英额外伤害降低。</w:t>
+            </w:r>
+          </w:p>
+        </w:tc>
+      </w:tr>
+      <w:tr>
+        <w:tc>
+          <w:tcPr>
+            <w:tcW w:type="dxa" w:w="2232"/>
+            <w:vAlign w:val="center"/>
+          </w:tcPr>
+          <w:p>
+            <w:pPr>
+              <w:spacing w:before="0" w:after="0" w:line="276" w:lineRule="auto"/>
+              <w:jc w:val="center"/>
+            </w:pPr>
+            <w:r>
+              <w:rPr>
+                <w:rFonts w:ascii="Microsoft YaHei" w:hAnsi="Microsoft YaHei" w:eastAsia="Microsoft YaHei"/>
+                <w:b/>
+                <w:sz w:val="18"/>
+              </w:rPr>
+              <w:t>十面埋伏令</w:t>
+            </w:r>
+          </w:p>
+        </w:tc>
+        <w:tc>
+          <w:tcPr>
+            <w:tcW w:type="dxa" w:w="7056"/>
+            <w:vAlign w:val="center"/>
+          </w:tcPr>
+          <w:p>
+            <w:pPr>
+              <w:spacing w:before="0" w:after="0" w:line="276" w:lineRule="auto"/>
+              <w:jc w:val="left"/>
+            </w:pPr>
+            <w:r>
+              <w:rPr>
+                <w:rFonts w:ascii="Microsoft YaHei" w:hAnsi="Microsoft YaHei" w:eastAsia="Microsoft YaHei"/>
+                <w:b w:val="0"/>
+                <w:sz w:val="18"/>
+              </w:rPr>
+              <w:t>强化伏击指定一路：全体敌人受 4% 真实伤害，攻速/移速 -40%，持续 5 秒；队长/精英伤害 -20%。</w:t>
+            </w:r>
+          </w:p>
+        </w:tc>
+      </w:tr>
+    </w:tbl>
+    <w:p>
+      <w:pPr>
+        <w:pStyle w:val="Heading2"/>
+      </w:pPr>
+      <w:r>
+        <w:rPr>
+          <w:rFonts w:ascii="Microsoft YaHei" w:hAnsi="Microsoft YaHei" w:eastAsia="Microsoft YaHei"/>
+          <w:b/>
+          <w:sz w:val="24"/>
+        </w:rPr>
+        <w:t>屯田 I</w:t>
+      </w:r>
+    </w:p>
+    <w:tbl>
+      <w:tblPr>
+        <w:tblStyle w:val="TableGrid"/>
+        <w:tblW w:type="auto" w:w="0"/>
+        <w:jc w:val="center"/>
+        <w:tblLayout w:type="fixed"/>
+        <w:tblLook w:firstColumn="1" w:firstRow="1" w:lastColumn="0" w:lastRow="0" w:noHBand="0" w:noVBand="1" w:val="04A0"/>
+      </w:tblPr>
+      <w:tblGrid>
+        <w:gridCol w:w="4680"/>
+        <w:gridCol w:w="4680"/>
+      </w:tblGrid>
+      <w:tr>
+        <w:tc>
+          <w:tcPr>
+            <w:tcW w:type="dxa" w:w="2232"/>
+            <w:shd w:fill="D9EAF7"/>
+            <w:vAlign w:val="center"/>
+          </w:tcPr>
+          <w:p>
+            <w:pPr>
+              <w:spacing w:before="0" w:after="0" w:line="276" w:lineRule="auto"/>
+              <w:jc w:val="center"/>
+            </w:pPr>
+            <w:r>
+              <w:rPr>
+                <w:rFonts w:ascii="Microsoft YaHei" w:hAnsi="Microsoft YaHei" w:eastAsia="Microsoft YaHei"/>
+                <w:b/>
+                <w:sz w:val="18"/>
+              </w:rPr>
+              <w:t>军令</w:t>
+            </w:r>
+          </w:p>
+        </w:tc>
+        <w:tc>
+          <w:tcPr>
+            <w:tcW w:type="dxa" w:w="7056"/>
+            <w:shd w:fill="D9EAF7"/>
+            <w:vAlign w:val="center"/>
+          </w:tcPr>
+          <w:p>
+            <w:pPr>
+              <w:spacing w:before="0" w:after="0" w:line="276" w:lineRule="auto"/>
+              <w:jc w:val="center"/>
+            </w:pPr>
+            <w:r>
+              <w:rPr>
+                <w:rFonts w:ascii="Microsoft YaHei" w:hAnsi="Microsoft YaHei" w:eastAsia="Microsoft YaHei"/>
+                <w:b/>
+                <w:sz w:val="18"/>
+              </w:rPr>
+              <w:t>游戏内简短描述</w:t>
+            </w:r>
+          </w:p>
+        </w:tc>
+      </w:tr>
+      <w:tr>
+        <w:tc>
+          <w:tcPr>
+            <w:tcW w:type="dxa" w:w="2232"/>
+            <w:vAlign w:val="center"/>
+          </w:tcPr>
+          <w:p>
+            <w:pPr>
+              <w:spacing w:before="0" w:after="0" w:line="276" w:lineRule="auto"/>
+              <w:jc w:val="center"/>
+            </w:pPr>
+            <w:r>
+              <w:rPr>
+                <w:rFonts w:ascii="Microsoft YaHei" w:hAnsi="Microsoft YaHei" w:eastAsia="Microsoft YaHei"/>
+                <w:b/>
+                <w:sz w:val="18"/>
+              </w:rPr>
+              <w:t>屯垦军略</w:t>
+            </w:r>
+          </w:p>
+        </w:tc>
+        <w:tc>
+          <w:tcPr>
+            <w:tcW w:type="dxa" w:w="7056"/>
+            <w:vAlign w:val="center"/>
+          </w:tcPr>
+          <w:p>
+            <w:pPr>
+              <w:spacing w:before="0" w:after="0" w:line="276" w:lineRule="auto"/>
+              <w:jc w:val="left"/>
+            </w:pPr>
+            <w:r>
+              <w:rPr>
+                <w:rFonts w:ascii="Microsoft YaHei" w:hAnsi="Microsoft YaHei" w:eastAsia="Microsoft YaHei"/>
+                <w:b w:val="0"/>
+                <w:sz w:val="18"/>
+              </w:rPr>
+              <w:t>每次进入备战阶段，获得 1 点军资。</w:t>
+            </w:r>
+          </w:p>
+        </w:tc>
+      </w:tr>
+      <w:tr>
+        <w:tc>
+          <w:tcPr>
+            <w:tcW w:type="dxa" w:w="2232"/>
+            <w:vAlign w:val="center"/>
+          </w:tcPr>
+          <w:p>
+            <w:pPr>
+              <w:spacing w:before="0" w:after="0" w:line="276" w:lineRule="auto"/>
+              <w:jc w:val="center"/>
+            </w:pPr>
+            <w:r>
+              <w:rPr>
+                <w:rFonts w:ascii="Microsoft YaHei" w:hAnsi="Microsoft YaHei" w:eastAsia="Microsoft YaHei"/>
+                <w:b/>
+                <w:sz w:val="18"/>
+              </w:rPr>
+              <w:t>节用军略</w:t>
+            </w:r>
+          </w:p>
+        </w:tc>
+        <w:tc>
+          <w:tcPr>
+            <w:tcW w:type="dxa" w:w="7056"/>
+            <w:vAlign w:val="center"/>
+          </w:tcPr>
+          <w:p>
+            <w:pPr>
+              <w:spacing w:before="0" w:after="0" w:line="276" w:lineRule="auto"/>
+              <w:jc w:val="left"/>
+            </w:pPr>
+            <w:r>
+              <w:rPr>
+                <w:rFonts w:ascii="Microsoft YaHei" w:hAnsi="Microsoft YaHei" w:eastAsia="Microsoft YaHei"/>
+                <w:b w:val="0"/>
+                <w:sz w:val="18"/>
+              </w:rPr>
+              <w:t>每个备战阶段，第 1 次刷新免费。</w:t>
+            </w:r>
+          </w:p>
+        </w:tc>
+      </w:tr>
+      <w:tr>
+        <w:tc>
+          <w:tcPr>
+            <w:tcW w:type="dxa" w:w="2232"/>
+            <w:vAlign w:val="center"/>
+          </w:tcPr>
+          <w:p>
+            <w:pPr>
+              <w:spacing w:before="0" w:after="0" w:line="276" w:lineRule="auto"/>
+              <w:jc w:val="center"/>
+            </w:pPr>
+            <w:r>
+              <w:rPr>
+                <w:rFonts w:ascii="Microsoft YaHei" w:hAnsi="Microsoft YaHei" w:eastAsia="Microsoft YaHei"/>
+                <w:b/>
+                <w:sz w:val="18"/>
+              </w:rPr>
+              <w:t>缴获军略</w:t>
+            </w:r>
+          </w:p>
+        </w:tc>
+        <w:tc>
+          <w:tcPr>
+            <w:tcW w:type="dxa" w:w="7056"/>
+            <w:vAlign w:val="center"/>
+          </w:tcPr>
+          <w:p>
+            <w:pPr>
+              <w:spacing w:before="0" w:after="0" w:line="276" w:lineRule="auto"/>
+              <w:jc w:val="left"/>
+            </w:pPr>
+            <w:r>
+              <w:rPr>
+                <w:rFonts w:ascii="Microsoft YaHei" w:hAnsi="Microsoft YaHei" w:eastAsia="Microsoft YaHei"/>
+                <w:b w:val="0"/>
+                <w:sz w:val="18"/>
+              </w:rPr>
+              <w:t>每波首次击败精英或 Boss 时，获得 1 点军资。</w:t>
+            </w:r>
+          </w:p>
+        </w:tc>
+      </w:tr>
+      <w:tr>
+        <w:tc>
+          <w:tcPr>
+            <w:tcW w:type="dxa" w:w="2232"/>
+            <w:vAlign w:val="center"/>
+          </w:tcPr>
+          <w:p>
+            <w:pPr>
+              <w:spacing w:before="0" w:after="0" w:line="276" w:lineRule="auto"/>
+              <w:jc w:val="center"/>
+            </w:pPr>
+            <w:r>
+              <w:rPr>
+                <w:rFonts w:ascii="Microsoft YaHei" w:hAnsi="Microsoft YaHei" w:eastAsia="Microsoft YaHei"/>
+                <w:b/>
+                <w:sz w:val="18"/>
+              </w:rPr>
+              <w:t>富国军略</w:t>
+            </w:r>
+          </w:p>
+        </w:tc>
+        <w:tc>
+          <w:tcPr>
+            <w:tcW w:type="dxa" w:w="7056"/>
+            <w:vAlign w:val="center"/>
+          </w:tcPr>
+          <w:p>
+            <w:pPr>
+              <w:spacing w:before="0" w:after="0" w:line="276" w:lineRule="auto"/>
+              <w:jc w:val="left"/>
+            </w:pPr>
+            <w:r>
+              <w:rPr>
+                <w:rFonts w:ascii="Microsoft YaHei" w:hAnsi="Microsoft YaHei" w:eastAsia="Microsoft YaHei"/>
+                <w:b w:val="0"/>
+                <w:sz w:val="18"/>
+              </w:rPr>
+              <w:t>战前军资 &gt;=5 时，全军最大生命 +8%；军资 &gt;=8 时，最大生命 +12%，攻击 +8%。</w:t>
+            </w:r>
+          </w:p>
+        </w:tc>
+      </w:tr>
+    </w:tbl>
+    <w:p>
+      <w:pPr>
+        <w:pStyle w:val="Heading2"/>
+      </w:pPr>
+      <w:r>
+        <w:rPr>
+          <w:rFonts w:ascii="Microsoft YaHei" w:hAnsi="Microsoft YaHei" w:eastAsia="Microsoft YaHei"/>
+          <w:b/>
+          <w:sz w:val="24"/>
+        </w:rPr>
+        <w:t>募兵 II</w:t>
+      </w:r>
+    </w:p>
+    <w:tbl>
+      <w:tblPr>
+        <w:tblStyle w:val="TableGrid"/>
+        <w:tblW w:type="auto" w:w="0"/>
+        <w:jc w:val="center"/>
+        <w:tblLayout w:type="fixed"/>
+        <w:tblLook w:firstColumn="1" w:firstRow="1" w:lastColumn="0" w:lastRow="0" w:noHBand="0" w:noVBand="1" w:val="04A0"/>
+      </w:tblPr>
+      <w:tblGrid>
+        <w:gridCol w:w="4680"/>
+        <w:gridCol w:w="4680"/>
+      </w:tblGrid>
+      <w:tr>
+        <w:tc>
+          <w:tcPr>
+            <w:tcW w:type="dxa" w:w="2232"/>
+            <w:shd w:fill="D9EAF7"/>
+            <w:vAlign w:val="center"/>
+          </w:tcPr>
+          <w:p>
+            <w:pPr>
+              <w:spacing w:before="0" w:after="0" w:line="276" w:lineRule="auto"/>
+              <w:jc w:val="center"/>
+            </w:pPr>
+            <w:r>
+              <w:rPr>
+                <w:rFonts w:ascii="Microsoft YaHei" w:hAnsi="Microsoft YaHei" w:eastAsia="Microsoft YaHei"/>
+                <w:b/>
+                <w:sz w:val="18"/>
+              </w:rPr>
+              <w:t>军令</w:t>
+            </w:r>
+          </w:p>
+        </w:tc>
+        <w:tc>
+          <w:tcPr>
+            <w:tcW w:type="dxa" w:w="7056"/>
+            <w:shd w:fill="D9EAF7"/>
+            <w:vAlign w:val="center"/>
+          </w:tcPr>
+          <w:p>
+            <w:pPr>
+              <w:spacing w:before="0" w:after="0" w:line="276" w:lineRule="auto"/>
+              <w:jc w:val="center"/>
+            </w:pPr>
+            <w:r>
+              <w:rPr>
+                <w:rFonts w:ascii="Microsoft YaHei" w:hAnsi="Microsoft YaHei" w:eastAsia="Microsoft YaHei"/>
+                <w:b/>
+                <w:sz w:val="18"/>
+              </w:rPr>
+              <w:t>游戏内简短描述</w:t>
+            </w:r>
+          </w:p>
+        </w:tc>
+      </w:tr>
+      <w:tr>
+        <w:tc>
+          <w:tcPr>
+            <w:tcW w:type="dxa" w:w="2232"/>
+            <w:vAlign w:val="center"/>
+          </w:tcPr>
+          <w:p>
+            <w:pPr>
+              <w:spacing w:before="0" w:after="0" w:line="276" w:lineRule="auto"/>
+              <w:jc w:val="center"/>
+            </w:pPr>
+            <w:r>
+              <w:rPr>
+                <w:rFonts w:ascii="Microsoft YaHei" w:hAnsi="Microsoft YaHei" w:eastAsia="Microsoft YaHei"/>
+                <w:b/>
+                <w:sz w:val="18"/>
+              </w:rPr>
+              <w:t>募卒军略</w:t>
+            </w:r>
+          </w:p>
+        </w:tc>
+        <w:tc>
+          <w:tcPr>
+            <w:tcW w:type="dxa" w:w="7056"/>
+            <w:vAlign w:val="center"/>
+          </w:tcPr>
+          <w:p>
+            <w:pPr>
+              <w:spacing w:before="0" w:after="0" w:line="276" w:lineRule="auto"/>
+              <w:jc w:val="left"/>
+            </w:pPr>
+            <w:r>
+              <w:rPr>
+                <w:rFonts w:ascii="Microsoft YaHei" w:hAnsi="Microsoft YaHei" w:eastAsia="Microsoft YaHei"/>
+                <w:b w:val="0"/>
+                <w:sz w:val="18"/>
+              </w:rPr>
+              <w:t>每个备战阶段可花 1 军资，为 1 名存活队长补 1 名小兵。</w:t>
+            </w:r>
+          </w:p>
+        </w:tc>
+      </w:tr>
+      <w:tr>
+        <w:tc>
+          <w:tcPr>
+            <w:tcW w:type="dxa" w:w="2232"/>
+            <w:vAlign w:val="center"/>
+          </w:tcPr>
+          <w:p>
+            <w:pPr>
+              <w:spacing w:before="0" w:after="0" w:line="276" w:lineRule="auto"/>
+              <w:jc w:val="center"/>
+            </w:pPr>
+            <w:r>
+              <w:rPr>
+                <w:rFonts w:ascii="Microsoft YaHei" w:hAnsi="Microsoft YaHei" w:eastAsia="Microsoft YaHei"/>
+                <w:b/>
+                <w:sz w:val="18"/>
+              </w:rPr>
+              <w:t>练卒军略</w:t>
+            </w:r>
+          </w:p>
+        </w:tc>
+        <w:tc>
+          <w:tcPr>
+            <w:tcW w:type="dxa" w:w="7056"/>
+            <w:vAlign w:val="center"/>
+          </w:tcPr>
+          <w:p>
+            <w:pPr>
+              <w:spacing w:before="0" w:after="0" w:line="276" w:lineRule="auto"/>
+              <w:jc w:val="left"/>
+            </w:pPr>
+            <w:r>
+              <w:rPr>
+                <w:rFonts w:ascii="Microsoft YaHei" w:hAnsi="Microsoft YaHei" w:eastAsia="Microsoft YaHei"/>
+                <w:b w:val="0"/>
+                <w:sz w:val="18"/>
+              </w:rPr>
+              <w:t>全体小兵最大生命 +12%，攻击 +8%。</w:t>
+            </w:r>
+          </w:p>
+        </w:tc>
+      </w:tr>
+      <w:tr>
+        <w:tc>
+          <w:tcPr>
+            <w:tcW w:type="dxa" w:w="2232"/>
+            <w:vAlign w:val="center"/>
+          </w:tcPr>
+          <w:p>
+            <w:pPr>
+              <w:spacing w:before="0" w:after="0" w:line="276" w:lineRule="auto"/>
+              <w:jc w:val="center"/>
+            </w:pPr>
+            <w:r>
+              <w:rPr>
+                <w:rFonts w:ascii="Microsoft YaHei" w:hAnsi="Microsoft YaHei" w:eastAsia="Microsoft YaHei"/>
+                <w:b/>
+                <w:sz w:val="18"/>
+              </w:rPr>
+              <w:t>成阵军略</w:t>
+            </w:r>
+          </w:p>
+        </w:tc>
+        <w:tc>
+          <w:tcPr>
+            <w:tcW w:type="dxa" w:w="7056"/>
+            <w:vAlign w:val="center"/>
+          </w:tcPr>
+          <w:p>
+            <w:pPr>
+              <w:spacing w:before="0" w:after="0" w:line="276" w:lineRule="auto"/>
+              <w:jc w:val="left"/>
+            </w:pPr>
+            <w:r>
+              <w:rPr>
+                <w:rFonts w:ascii="Microsoft YaHei" w:hAnsi="Microsoft YaHei" w:eastAsia="Microsoft YaHei"/>
+                <w:b w:val="0"/>
+                <w:sz w:val="18"/>
+              </w:rPr>
+              <w:t>满编队伍每波获得攻速 +10%、受伤 -6%。</w:t>
+            </w:r>
+          </w:p>
+        </w:tc>
+      </w:tr>
+      <w:tr>
+        <w:tc>
+          <w:tcPr>
+            <w:tcW w:type="dxa" w:w="2232"/>
+            <w:vAlign w:val="center"/>
+          </w:tcPr>
+          <w:p>
+            <w:pPr>
+              <w:spacing w:before="0" w:after="0" w:line="276" w:lineRule="auto"/>
+              <w:jc w:val="center"/>
+            </w:pPr>
+            <w:r>
+              <w:rPr>
+                <w:rFonts w:ascii="Microsoft YaHei" w:hAnsi="Microsoft YaHei" w:eastAsia="Microsoft YaHei"/>
+                <w:b/>
+                <w:sz w:val="18"/>
+              </w:rPr>
+              <w:t>精兵强军</w:t>
+            </w:r>
+          </w:p>
+        </w:tc>
+        <w:tc>
+          <w:tcPr>
+            <w:tcW w:type="dxa" w:w="7056"/>
+            <w:vAlign w:val="center"/>
+          </w:tcPr>
+          <w:p>
+            <w:pPr>
+              <w:spacing w:before="0" w:after="0" w:line="276" w:lineRule="auto"/>
+              <w:jc w:val="left"/>
+            </w:pPr>
+            <w:r>
+              <w:rPr>
+                <w:rFonts w:ascii="Microsoft YaHei" w:hAnsi="Microsoft YaHei" w:eastAsia="Microsoft YaHei"/>
+                <w:b w:val="0"/>
+                <w:sz w:val="18"/>
+              </w:rPr>
+              <w:t>每次备战最多补 2 名小兵；满编队伍攻速 +15%、受伤 -10%、攻击 +8%。</w:t>
+            </w:r>
+          </w:p>
+        </w:tc>
+      </w:tr>
+    </w:tbl>
+    <w:p>
+      <w:pPr>
+        <w:pStyle w:val="Heading2"/>
+      </w:pPr>
+      <w:r>
+        <w:rPr>
+          <w:rFonts w:ascii="Microsoft YaHei" w:hAnsi="Microsoft YaHei" w:eastAsia="Microsoft YaHei"/>
+          <w:b/>
+          <w:sz w:val="24"/>
+        </w:rPr>
+        <w:t>军械 II</w:t>
+      </w:r>
+    </w:p>
+    <w:tbl>
+      <w:tblPr>
+        <w:tblStyle w:val="TableGrid"/>
+        <w:tblW w:type="auto" w:w="0"/>
+        <w:jc w:val="center"/>
+        <w:tblLayout w:type="fixed"/>
+        <w:tblLook w:firstColumn="1" w:firstRow="1" w:lastColumn="0" w:lastRow="0" w:noHBand="0" w:noVBand="1" w:val="04A0"/>
+      </w:tblPr>
+      <w:tblGrid>
+        <w:gridCol w:w="4680"/>
+        <w:gridCol w:w="4680"/>
+      </w:tblGrid>
+      <w:tr>
+        <w:tc>
+          <w:tcPr>
+            <w:tcW w:type="dxa" w:w="2232"/>
+            <w:shd w:fill="D9EAF7"/>
+            <w:vAlign w:val="center"/>
+          </w:tcPr>
+          <w:p>
+            <w:pPr>
+              <w:spacing w:before="0" w:after="0" w:line="276" w:lineRule="auto"/>
+              <w:jc w:val="center"/>
+            </w:pPr>
+            <w:r>
+              <w:rPr>
+                <w:rFonts w:ascii="Microsoft YaHei" w:hAnsi="Microsoft YaHei" w:eastAsia="Microsoft YaHei"/>
+                <w:b/>
+                <w:sz w:val="18"/>
+              </w:rPr>
+              <w:t>军令</w:t>
+            </w:r>
+          </w:p>
+        </w:tc>
+        <w:tc>
+          <w:tcPr>
+            <w:tcW w:type="dxa" w:w="7056"/>
+            <w:shd w:fill="D9EAF7"/>
+            <w:vAlign w:val="center"/>
+          </w:tcPr>
+          <w:p>
+            <w:pPr>
+              <w:spacing w:before="0" w:after="0" w:line="276" w:lineRule="auto"/>
+              <w:jc w:val="center"/>
+            </w:pPr>
+            <w:r>
+              <w:rPr>
+                <w:rFonts w:ascii="Microsoft YaHei" w:hAnsi="Microsoft YaHei" w:eastAsia="Microsoft YaHei"/>
+                <w:b/>
+                <w:sz w:val="18"/>
+              </w:rPr>
+              <w:t>游戏内简短描述</w:t>
+            </w:r>
+          </w:p>
+        </w:tc>
+      </w:tr>
+      <w:tr>
+        <w:tc>
+          <w:tcPr>
+            <w:tcW w:type="dxa" w:w="2232"/>
+            <w:vAlign w:val="center"/>
+          </w:tcPr>
+          <w:p>
+            <w:pPr>
+              <w:spacing w:before="0" w:after="0" w:line="276" w:lineRule="auto"/>
+              <w:jc w:val="center"/>
+            </w:pPr>
+            <w:r>
+              <w:rPr>
+                <w:rFonts w:ascii="Microsoft YaHei" w:hAnsi="Microsoft YaHei" w:eastAsia="Microsoft YaHei"/>
+                <w:b/>
+                <w:sz w:val="18"/>
+              </w:rPr>
+              <w:t>精锻军略</w:t>
+            </w:r>
+          </w:p>
+        </w:tc>
+        <w:tc>
+          <w:tcPr>
+            <w:tcW w:type="dxa" w:w="7056"/>
+            <w:vAlign w:val="center"/>
+          </w:tcPr>
+          <w:p>
+            <w:pPr>
+              <w:spacing w:before="0" w:after="0" w:line="276" w:lineRule="auto"/>
+              <w:jc w:val="left"/>
+            </w:pPr>
+            <w:r>
+              <w:rPr>
+                <w:rFonts w:ascii="Microsoft YaHei" w:hAnsi="Microsoft YaHei" w:eastAsia="Microsoft YaHei"/>
+                <w:b w:val="0"/>
+                <w:sz w:val="18"/>
+              </w:rPr>
+              <w:t>全军攻击 +8%。</w:t>
+            </w:r>
+          </w:p>
+        </w:tc>
+      </w:tr>
+      <w:tr>
+        <w:tc>
+          <w:tcPr>
+            <w:tcW w:type="dxa" w:w="2232"/>
+            <w:vAlign w:val="center"/>
+          </w:tcPr>
+          <w:p>
+            <w:pPr>
+              <w:spacing w:before="0" w:after="0" w:line="276" w:lineRule="auto"/>
+              <w:jc w:val="center"/>
+            </w:pPr>
+            <w:r>
+              <w:rPr>
+                <w:rFonts w:ascii="Microsoft YaHei" w:hAnsi="Microsoft YaHei" w:eastAsia="Microsoft YaHei"/>
+                <w:b/>
+                <w:sz w:val="18"/>
+              </w:rPr>
+              <w:t>甲胄军略</w:t>
+            </w:r>
+          </w:p>
+        </w:tc>
+        <w:tc>
+          <w:tcPr>
+            <w:tcW w:type="dxa" w:w="7056"/>
+            <w:vAlign w:val="center"/>
+          </w:tcPr>
+          <w:p>
+            <w:pPr>
+              <w:spacing w:before="0" w:after="0" w:line="276" w:lineRule="auto"/>
+              <w:jc w:val="left"/>
+            </w:pPr>
+            <w:r>
+              <w:rPr>
+                <w:rFonts w:ascii="Microsoft YaHei" w:hAnsi="Microsoft YaHei" w:eastAsia="Microsoft YaHei"/>
+                <w:b w:val="0"/>
+                <w:sz w:val="18"/>
+              </w:rPr>
+              <w:t>全军防御 +10%。</w:t>
+            </w:r>
+          </w:p>
+        </w:tc>
+      </w:tr>
+      <w:tr>
+        <w:tc>
+          <w:tcPr>
+            <w:tcW w:type="dxa" w:w="2232"/>
+            <w:vAlign w:val="center"/>
+          </w:tcPr>
+          <w:p>
+            <w:pPr>
+              <w:spacing w:before="0" w:after="0" w:line="276" w:lineRule="auto"/>
+              <w:jc w:val="center"/>
+            </w:pPr>
+            <w:r>
+              <w:rPr>
+                <w:rFonts w:ascii="Microsoft YaHei" w:hAnsi="Microsoft YaHei" w:eastAsia="Microsoft YaHei"/>
+                <w:b/>
+                <w:sz w:val="18"/>
+              </w:rPr>
+              <w:t>校准军略</w:t>
+            </w:r>
+          </w:p>
+        </w:tc>
+        <w:tc>
+          <w:tcPr>
+            <w:tcW w:type="dxa" w:w="7056"/>
+            <w:vAlign w:val="center"/>
+          </w:tcPr>
+          <w:p>
+            <w:pPr>
+              <w:spacing w:before="0" w:after="0" w:line="276" w:lineRule="auto"/>
+              <w:jc w:val="left"/>
+            </w:pPr>
+            <w:r>
+              <w:rPr>
+                <w:rFonts w:ascii="Microsoft YaHei" w:hAnsi="Microsoft YaHei" w:eastAsia="Microsoft YaHei"/>
+                <w:b w:val="0"/>
+                <w:sz w:val="18"/>
+              </w:rPr>
+              <w:t>全军攻速 +10%，普攻暴击率 +5%。</w:t>
+            </w:r>
+          </w:p>
+        </w:tc>
+      </w:tr>
+      <w:tr>
+        <w:tc>
+          <w:tcPr>
+            <w:tcW w:type="dxa" w:w="2232"/>
+            <w:vAlign w:val="center"/>
+          </w:tcPr>
+          <w:p>
+            <w:pPr>
+              <w:spacing w:before="0" w:after="0" w:line="276" w:lineRule="auto"/>
+              <w:jc w:val="center"/>
+            </w:pPr>
+            <w:r>
+              <w:rPr>
+                <w:rFonts w:ascii="Microsoft YaHei" w:hAnsi="Microsoft YaHei" w:eastAsia="Microsoft YaHei"/>
+                <w:b/>
+                <w:sz w:val="18"/>
+              </w:rPr>
+              <w:t>百工军略</w:t>
+            </w:r>
+          </w:p>
+        </w:tc>
+        <w:tc>
+          <w:tcPr>
+            <w:tcW w:type="dxa" w:w="7056"/>
+            <w:vAlign w:val="center"/>
+          </w:tcPr>
+          <w:p>
+            <w:pPr>
+              <w:spacing w:before="0" w:after="0" w:line="276" w:lineRule="auto"/>
+              <w:jc w:val="left"/>
+            </w:pPr>
+            <w:r>
+              <w:rPr>
+                <w:rFonts w:ascii="Microsoft YaHei" w:hAnsi="Microsoft YaHei" w:eastAsia="Microsoft YaHei"/>
+                <w:b w:val="0"/>
+                <w:sz w:val="18"/>
+              </w:rPr>
+              <w:t>每名友军每第 4 次普攻无视目标 30% 防御。</w:t>
+            </w:r>
+          </w:p>
+        </w:tc>
+      </w:tr>
+    </w:tbl>
+    <w:p>
+      <w:pPr>
+        <w:pStyle w:val="Heading2"/>
+      </w:pPr>
+      <w:r>
+        <w:rPr>
+          <w:rFonts w:ascii="Microsoft YaHei" w:hAnsi="Microsoft YaHei" w:eastAsia="Microsoft YaHei"/>
+          <w:b/>
+          <w:sz w:val="24"/>
+        </w:rPr>
+        <w:t>独立军略</w:t>
+      </w:r>
+    </w:p>
+    <w:tbl>
+      <w:tblPr>
+        <w:tblStyle w:val="TableGrid"/>
+        <w:tblW w:type="auto" w:w="0"/>
+        <w:jc w:val="center"/>
+        <w:tblLayout w:type="fixed"/>
+        <w:tblLook w:firstColumn="1" w:firstRow="1" w:lastColumn="0" w:lastRow="0" w:noHBand="0" w:noVBand="1" w:val="04A0"/>
+      </w:tblPr>
+      <w:tblGrid>
+        <w:gridCol w:w="4680"/>
+        <w:gridCol w:w="4680"/>
+      </w:tblGrid>
+      <w:tr>
+        <w:tc>
+          <w:tcPr>
+            <w:tcW w:type="dxa" w:w="2232"/>
+            <w:shd w:fill="D9EAF7"/>
+            <w:vAlign w:val="center"/>
+          </w:tcPr>
+          <w:p>
+            <w:pPr>
+              <w:spacing w:before="0" w:after="0" w:line="276" w:lineRule="auto"/>
+              <w:jc w:val="center"/>
+            </w:pPr>
+            <w:r>
+              <w:rPr>
+                <w:rFonts w:ascii="Microsoft YaHei" w:hAnsi="Microsoft YaHei" w:eastAsia="Microsoft YaHei"/>
+                <w:b/>
+                <w:sz w:val="18"/>
+              </w:rPr>
+              <w:t>军令</w:t>
+            </w:r>
+          </w:p>
+        </w:tc>
+        <w:tc>
+          <w:tcPr>
+            <w:tcW w:type="dxa" w:w="7056"/>
+            <w:shd w:fill="D9EAF7"/>
+            <w:vAlign w:val="center"/>
+          </w:tcPr>
+          <w:p>
+            <w:pPr>
+              <w:spacing w:before="0" w:after="0" w:line="276" w:lineRule="auto"/>
+              <w:jc w:val="center"/>
+            </w:pPr>
+            <w:r>
+              <w:rPr>
+                <w:rFonts w:ascii="Microsoft YaHei" w:hAnsi="Microsoft YaHei" w:eastAsia="Microsoft YaHei"/>
+                <w:b/>
+                <w:sz w:val="18"/>
+              </w:rPr>
+              <w:t>游戏内简短描述</w:t>
+            </w:r>
+          </w:p>
+        </w:tc>
+      </w:tr>
+      <w:tr>
+        <w:tc>
+          <w:tcPr>
+            <w:tcW w:type="dxa" w:w="2232"/>
+            <w:vAlign w:val="center"/>
+          </w:tcPr>
+          <w:p>
+            <w:pPr>
+              <w:spacing w:before="0" w:after="0" w:line="276" w:lineRule="auto"/>
+              <w:jc w:val="center"/>
+            </w:pPr>
+            <w:r>
+              <w:rPr>
+                <w:rFonts w:ascii="Microsoft YaHei" w:hAnsi="Microsoft YaHei" w:eastAsia="Microsoft YaHei"/>
+                <w:b/>
+                <w:sz w:val="18"/>
+              </w:rPr>
+              <w:t>鼓舞令</w:t>
+            </w:r>
+          </w:p>
+        </w:tc>
+        <w:tc>
+          <w:tcPr>
+            <w:tcW w:type="dxa" w:w="7056"/>
+            <w:vAlign w:val="center"/>
+          </w:tcPr>
+          <w:p>
+            <w:pPr>
+              <w:spacing w:before="0" w:after="0" w:line="276" w:lineRule="auto"/>
+              <w:jc w:val="left"/>
+            </w:pPr>
+            <w:r>
+              <w:rPr>
+                <w:rFonts w:ascii="Microsoft YaHei" w:hAnsi="Microsoft YaHei" w:eastAsia="Microsoft YaHei"/>
+                <w:b w:val="0"/>
+                <w:sz w:val="18"/>
+              </w:rPr>
+              <w:t>指定我方一路：攻击 +15%，攻速 +20%，持续 6 秒。</w:t>
+            </w:r>
+          </w:p>
+        </w:tc>
+      </w:tr>
+      <w:tr>
+        <w:tc>
+          <w:tcPr>
+            <w:tcW w:type="dxa" w:w="2232"/>
+            <w:vAlign w:val="center"/>
+          </w:tcPr>
+          <w:p>
+            <w:pPr>
+              <w:spacing w:before="0" w:after="0" w:line="276" w:lineRule="auto"/>
+              <w:jc w:val="center"/>
+            </w:pPr>
+            <w:r>
+              <w:rPr>
+                <w:rFonts w:ascii="Microsoft YaHei" w:hAnsi="Microsoft YaHei" w:eastAsia="Microsoft YaHei"/>
+                <w:b/>
+                <w:sz w:val="18"/>
+              </w:rPr>
+              <w:t>固守令</w:t>
+            </w:r>
+          </w:p>
+        </w:tc>
+        <w:tc>
+          <w:tcPr>
+            <w:tcW w:type="dxa" w:w="7056"/>
+            <w:vAlign w:val="center"/>
+          </w:tcPr>
+          <w:p>
+            <w:pPr>
+              <w:spacing w:before="0" w:after="0" w:line="276" w:lineRule="auto"/>
+              <w:jc w:val="left"/>
+            </w:pPr>
+            <w:r>
+              <w:rPr>
+                <w:rFonts w:ascii="Microsoft YaHei" w:hAnsi="Microsoft YaHei" w:eastAsia="Microsoft YaHei"/>
+                <w:b w:val="0"/>
+                <w:sz w:val="18"/>
+              </w:rPr>
+              <w:t>指定我方一路：获得 10% 最大生命护盾，持续 6 秒。</w:t>
+            </w:r>
+          </w:p>
+        </w:tc>
+      </w:tr>
+      <w:tr>
+        <w:tc>
+          <w:tcPr>
+            <w:tcW w:type="dxa" w:w="2232"/>
+            <w:vAlign w:val="center"/>
+          </w:tcPr>
+          <w:p>
+            <w:pPr>
+              <w:spacing w:before="0" w:after="0" w:line="276" w:lineRule="auto"/>
+              <w:jc w:val="center"/>
+            </w:pPr>
+            <w:r>
+              <w:rPr>
+                <w:rFonts w:ascii="Microsoft YaHei" w:hAnsi="Microsoft YaHei" w:eastAsia="Microsoft YaHei"/>
+                <w:b/>
+                <w:sz w:val="18"/>
+              </w:rPr>
+              <w:t>体魄军略</w:t>
+            </w:r>
+          </w:p>
+        </w:tc>
+        <w:tc>
+          <w:tcPr>
+            <w:tcW w:type="dxa" w:w="7056"/>
+            <w:vAlign w:val="center"/>
+          </w:tcPr>
+          <w:p>
+            <w:pPr>
+              <w:spacing w:before="0" w:after="0" w:line="276" w:lineRule="auto"/>
+              <w:jc w:val="left"/>
+            </w:pPr>
+            <w:r>
+              <w:rPr>
+                <w:rFonts w:ascii="Microsoft YaHei" w:hAnsi="Microsoft YaHei" w:eastAsia="Microsoft YaHei"/>
+                <w:b w:val="0"/>
+                <w:sz w:val="18"/>
+              </w:rPr>
+              <w:t>全军最大生命 +6%。</w:t>
+            </w:r>
+          </w:p>
+        </w:tc>
+      </w:tr>
+      <w:tr>
+        <w:tc>
+          <w:tcPr>
+            <w:tcW w:type="dxa" w:w="2232"/>
+            <w:vAlign w:val="center"/>
+          </w:tcPr>
+          <w:p>
+            <w:pPr>
+              <w:spacing w:before="0" w:after="0" w:line="276" w:lineRule="auto"/>
+              <w:jc w:val="center"/>
+            </w:pPr>
+            <w:r>
+              <w:rPr>
+                <w:rFonts w:ascii="Microsoft YaHei" w:hAnsi="Microsoft YaHei" w:eastAsia="Microsoft YaHei"/>
+                <w:b/>
+                <w:sz w:val="18"/>
+              </w:rPr>
+              <w:t>锐气军略</w:t>
+            </w:r>
+          </w:p>
+        </w:tc>
+        <w:tc>
+          <w:tcPr>
+            <w:tcW w:type="dxa" w:w="7056"/>
+            <w:vAlign w:val="center"/>
+          </w:tcPr>
+          <w:p>
+            <w:pPr>
+              <w:spacing w:before="0" w:after="0" w:line="276" w:lineRule="auto"/>
+              <w:jc w:val="left"/>
+            </w:pPr>
+            <w:r>
+              <w:rPr>
+                <w:rFonts w:ascii="Microsoft YaHei" w:hAnsi="Microsoft YaHei" w:eastAsia="Microsoft YaHei"/>
+                <w:b w:val="0"/>
+                <w:sz w:val="18"/>
+              </w:rPr>
+              <w:t>每波前 8 秒，全军攻击 +10%。</w:t>
+            </w:r>
+          </w:p>
+        </w:tc>
+      </w:tr>
+      <w:tr>
+        <w:tc>
+          <w:tcPr>
+            <w:tcW w:type="dxa" w:w="2232"/>
+            <w:vAlign w:val="center"/>
+          </w:tcPr>
+          <w:p>
+            <w:pPr>
+              <w:spacing w:before="0" w:after="0" w:line="276" w:lineRule="auto"/>
+              <w:jc w:val="center"/>
+            </w:pPr>
+            <w:r>
+              <w:rPr>
+                <w:rFonts w:ascii="Microsoft YaHei" w:hAnsi="Microsoft YaHei" w:eastAsia="Microsoft YaHei"/>
+                <w:b/>
+                <w:sz w:val="18"/>
+              </w:rPr>
+              <w:t>行军军略</w:t>
+            </w:r>
+          </w:p>
+        </w:tc>
+        <w:tc>
+          <w:tcPr>
+            <w:tcW w:type="dxa" w:w="7056"/>
+            <w:vAlign w:val="center"/>
+          </w:tcPr>
+          <w:p>
+            <w:pPr>
+              <w:spacing w:before="0" w:after="0" w:line="276" w:lineRule="auto"/>
+              <w:jc w:val="left"/>
+            </w:pPr>
+            <w:r>
+              <w:rPr>
+                <w:rFonts w:ascii="Microsoft YaHei" w:hAnsi="Microsoft YaHei" w:eastAsia="Microsoft YaHei"/>
+                <w:b w:val="0"/>
+                <w:sz w:val="18"/>
+              </w:rPr>
+              <w:t>全军移速 +10%，闪避 +4%。</w:t>
+            </w:r>
+          </w:p>
+        </w:tc>
+      </w:tr>
+      <w:tr>
+        <w:tc>
+          <w:tcPr>
+            <w:tcW w:type="dxa" w:w="2232"/>
+            <w:vAlign w:val="center"/>
+          </w:tcPr>
+          <w:p>
+            <w:pPr>
+              <w:spacing w:before="0" w:after="0" w:line="276" w:lineRule="auto"/>
+              <w:jc w:val="center"/>
+            </w:pPr>
+            <w:r>
+              <w:rPr>
+                <w:rFonts w:ascii="Microsoft YaHei" w:hAnsi="Microsoft YaHei" w:eastAsia="Microsoft YaHei"/>
+                <w:b/>
+                <w:sz w:val="18"/>
+              </w:rPr>
+              <w:t>保全军略</w:t>
+            </w:r>
+          </w:p>
+        </w:tc>
+        <w:tc>
+          <w:tcPr>
+            <w:tcW w:type="dxa" w:w="7056"/>
+            <w:vAlign w:val="center"/>
+          </w:tcPr>
+          <w:p>
+            <w:pPr>
+              <w:spacing w:before="0" w:after="0" w:line="276" w:lineRule="auto"/>
+              <w:jc w:val="left"/>
+            </w:pPr>
+            <w:r>
+              <w:rPr>
+                <w:rFonts w:ascii="Microsoft YaHei" w:hAnsi="Microsoft YaHei" w:eastAsia="Microsoft YaHei"/>
+                <w:b w:val="0"/>
+                <w:sz w:val="18"/>
+              </w:rPr>
+              <w:t>每波胜利且无队长死亡时，获得 1 点军资。</w:t>
+            </w:r>
+          </w:p>
+        </w:tc>
+      </w:tr>
+    </w:tbl>
     <w:sectPr>
       <w:headerReference w:type="default" r:id="rId9"/>
       <w:footerReference w:type="default" r:id="rId10"/>
